--- a/templates/director_decision_board.docx
+++ b/templates/director_decision_board.docx
@@ -4,6 +4,9 @@
   <w:body>
     <w:p>
       <w:pPr>
+        <w:pBdr>
+          <w:bottom w:val="single" w:sz="6" w:space="6" w:color="000000"/>
+        </w:pBdr>
         <w:jc w:val="center"/>
         <w:spacing w:before="0" w:after="240" w:line="300" w:lineRule="auto"/>
         <w:rPr>
